--- a/Knowledge/3-Work knowledge/1-Software Engineering/1-Software Engineering Fundamentals/5-My Source/4-Networks Devices/7-Types of Gateways/7-Email Gateway.docx
+++ b/Knowledge/3-Work knowledge/1-Software Engineering/1-Software Engineering Fundamentals/5-My Source/4-Networks Devices/7-Types of Gateways/7-Email Gateway.docx
@@ -4,44 +4,28 @@
   <w:body>
     <w:p>
       <w:pPr>
-        <w:keepNext/>
-        <w:keepLines/>
-        <w:spacing w:before="400" w:after="120" w:line="276" w:lineRule="auto"/>
-        <w:outlineLvl w:val="0"/>
-        <w:rPr>
-          <w:rFonts w:ascii="Arial" w:eastAsia="Arial" w:hAnsi="Arial" w:cs="Arial"/>
-          <w:kern w:val="0"/>
-          <w:sz w:val="40"/>
-          <w:szCs w:val="40"/>
-          <w:lang w:val="en"/>
-          <w14:ligatures w14:val="none"/>
+        <w:pStyle w:val="Heading1"/>
+        <w:rPr>
+          <w:rFonts w:eastAsia="Arial"/>
+          <w:lang w:val="en"/>
         </w:rPr>
       </w:pPr>
       <w:bookmarkStart w:id="0" w:name="_bw3yekqjnvsu" w:colFirst="0" w:colLast="0"/>
       <w:bookmarkEnd w:id="0"/>
       <w:r>
         <w:rPr>
-          <w:rFonts w:ascii="Arial" w:eastAsia="Arial" w:hAnsi="Arial" w:cs="Arial"/>
-          <w:kern w:val="0"/>
-          <w:sz w:val="40"/>
-          <w:szCs w:val="40"/>
-          <w:lang w:val="en"/>
-          <w14:ligatures w14:val="none"/>
+          <w:rFonts w:eastAsia="Arial"/>
+          <w:lang w:val="en"/>
         </w:rPr>
         <w:t>Email Gateway</w:t>
       </w:r>
     </w:p>
     <w:p>
       <w:pPr>
-        <w:spacing w:before="280" w:after="120" w:line="276" w:lineRule="auto"/>
-        <w:outlineLvl w:val="1"/>
-        <w:rPr>
-          <w:rFonts w:ascii="Arial" w:eastAsia="Arial" w:hAnsi="Arial" w:cs="Arial"/>
-          <w:kern w:val="0"/>
-          <w:sz w:val="32"/>
-          <w:szCs w:val="32"/>
-          <w:lang w:val="en"/>
-          <w14:ligatures w14:val="none"/>
+        <w:pStyle w:val="Heading2"/>
+        <w:rPr>
+          <w:rFonts w:eastAsia="Arial"/>
+          <w:lang w:val="en"/>
         </w:rPr>
       </w:pPr>
       <w:bookmarkStart w:id="1" w:name="_fxpe5y71pps5" w:colFirst="0" w:colLast="0"/>
@@ -49,22 +33,14 @@
       <w:r>
         <w:rPr>
           <w:rFonts w:ascii="Segoe UI Emoji" w:eastAsia="Arial" w:hAnsi="Segoe UI Emoji" w:cs="Segoe UI Emoji"/>
-          <w:kern w:val="0"/>
-          <w:sz w:val="32"/>
-          <w:szCs w:val="32"/>
-          <w:lang w:val="en"/>
-          <w14:ligatures w14:val="none"/>
+          <w:lang w:val="en"/>
         </w:rPr>
         <w:t>📧</w:t>
       </w:r>
       <w:r>
         <w:rPr>
-          <w:rFonts w:ascii="Arial" w:eastAsia="Arial" w:hAnsi="Arial" w:cs="Arial"/>
-          <w:kern w:val="0"/>
-          <w:sz w:val="32"/>
-          <w:szCs w:val="32"/>
-          <w:lang w:val="en"/>
-          <w14:ligatures w14:val="none"/>
+          <w:rFonts w:eastAsia="Arial"/>
+          <w:lang w:val="en"/>
         </w:rPr>
         <w:t xml:space="preserve"> What is an Email Gateway?</w:t>
       </w:r>
@@ -106,6 +82,7 @@
         </w:rPr>
         <w:t xml:space="preserve">: </w:t>
       </w:r>
+      <w:proofErr w:type="spellStart"/>
       <w:r>
         <w:rPr>
           <w:rFonts w:ascii="Arial" w:eastAsia="Arial" w:hAnsi="Arial" w:cs="Arial"/>
@@ -117,7 +94,21 @@
           <w:lang w:val="en"/>
           <w14:ligatures w14:val="none"/>
         </w:rPr>
-        <w:t>Chatgpt (GPT</w:t>
+        <w:t>Chatgpt</w:t>
+      </w:r>
+      <w:proofErr w:type="spellEnd"/>
+      <w:r>
+        <w:rPr>
+          <w:rFonts w:ascii="Arial" w:eastAsia="Arial" w:hAnsi="Arial" w:cs="Arial"/>
+          <w:b/>
+          <w:kern w:val="0"/>
+          <w:sz w:val="22"/>
+          <w:szCs w:val="22"/>
+          <w:highlight w:val="darkGray"/>
+          <w:lang w:val="en"/>
+          <w14:ligatures w14:val="none"/>
+        </w:rPr>
+        <w:t xml:space="preserve"> (GPT</w:t>
       </w:r>
       <w:r>
         <w:rPr>
@@ -406,15 +397,10 @@
     </w:p>
     <w:p>
       <w:pPr>
-        <w:spacing w:before="280" w:after="120" w:line="276" w:lineRule="auto"/>
-        <w:outlineLvl w:val="1"/>
-        <w:rPr>
-          <w:rFonts w:ascii="Arial" w:eastAsia="Arial" w:hAnsi="Arial" w:cs="Arial"/>
-          <w:kern w:val="0"/>
-          <w:sz w:val="32"/>
-          <w:szCs w:val="32"/>
-          <w:lang w:val="en"/>
-          <w14:ligatures w14:val="none"/>
+        <w:pStyle w:val="Heading2"/>
+        <w:rPr>
+          <w:rFonts w:eastAsia="Arial"/>
+          <w:lang w:val="en"/>
         </w:rPr>
       </w:pPr>
       <w:bookmarkStart w:id="2" w:name="_j0lklfjplix0" w:colFirst="0" w:colLast="0"/>
@@ -422,22 +408,14 @@
       <w:r>
         <w:rPr>
           <w:rFonts w:ascii="Segoe UI Emoji" w:eastAsia="Arial" w:hAnsi="Segoe UI Emoji" w:cs="Segoe UI Emoji"/>
-          <w:kern w:val="0"/>
-          <w:sz w:val="32"/>
-          <w:szCs w:val="32"/>
-          <w:lang w:val="en"/>
-          <w14:ligatures w14:val="none"/>
+          <w:lang w:val="en"/>
         </w:rPr>
         <w:t>🔄</w:t>
       </w:r>
       <w:r>
         <w:rPr>
-          <w:rFonts w:ascii="Arial" w:eastAsia="Arial" w:hAnsi="Arial" w:cs="Arial"/>
-          <w:kern w:val="0"/>
-          <w:sz w:val="32"/>
-          <w:szCs w:val="32"/>
-          <w:lang w:val="en"/>
-          <w14:ligatures w14:val="none"/>
+          <w:rFonts w:eastAsia="Arial"/>
+          <w:lang w:val="en"/>
         </w:rPr>
         <w:t xml:space="preserve"> What Does an Email Gateway Do?</w:t>
       </w:r>
@@ -482,6 +460,7 @@
         </w:rPr>
         <w:t xml:space="preserve">: </w:t>
       </w:r>
+      <w:proofErr w:type="spellStart"/>
       <w:r>
         <w:rPr>
           <w:rFonts w:ascii="Arial" w:eastAsia="Arial" w:hAnsi="Arial" w:cs="Arial"/>
@@ -493,7 +472,21 @@
           <w:lang w:val="en"/>
           <w14:ligatures w14:val="none"/>
         </w:rPr>
-        <w:t>Chatgpt (GPT</w:t>
+        <w:t>Chatgpt</w:t>
+      </w:r>
+      <w:proofErr w:type="spellEnd"/>
+      <w:r>
+        <w:rPr>
+          <w:rFonts w:ascii="Arial" w:eastAsia="Arial" w:hAnsi="Arial" w:cs="Arial"/>
+          <w:b/>
+          <w:kern w:val="0"/>
+          <w:sz w:val="22"/>
+          <w:szCs w:val="22"/>
+          <w:highlight w:val="darkGray"/>
+          <w:lang w:val="en"/>
+          <w14:ligatures w14:val="none"/>
+        </w:rPr>
+        <w:t xml:space="preserve"> (GPT</w:t>
       </w:r>
       <w:r>
         <w:rPr>
@@ -949,15 +942,10 @@
     </w:p>
     <w:p>
       <w:pPr>
-        <w:spacing w:before="280" w:after="120" w:line="276" w:lineRule="auto"/>
-        <w:outlineLvl w:val="1"/>
-        <w:rPr>
-          <w:rFonts w:ascii="Arial" w:eastAsia="Arial" w:hAnsi="Arial" w:cs="Arial"/>
-          <w:kern w:val="0"/>
-          <w:sz w:val="32"/>
-          <w:szCs w:val="32"/>
-          <w:lang w:val="en"/>
-          <w14:ligatures w14:val="none"/>
+        <w:pStyle w:val="Heading2"/>
+        <w:rPr>
+          <w:rFonts w:eastAsia="Arial"/>
+          <w:lang w:val="en"/>
         </w:rPr>
       </w:pPr>
       <w:bookmarkStart w:id="3" w:name="_surqteds6cju" w:colFirst="0" w:colLast="0"/>
@@ -965,22 +953,15 @@
       <w:r>
         <w:rPr>
           <w:rFonts w:ascii="Segoe UI Emoji" w:eastAsia="Arial" w:hAnsi="Segoe UI Emoji" w:cs="Segoe UI Emoji"/>
-          <w:kern w:val="0"/>
-          <w:sz w:val="32"/>
-          <w:szCs w:val="32"/>
-          <w:lang w:val="en"/>
-          <w14:ligatures w14:val="none"/>
-        </w:rPr>
+          <w:lang w:val="en"/>
+        </w:rPr>
+        <w:lastRenderedPageBreak/>
         <w:t>🧱</w:t>
       </w:r>
       <w:r>
         <w:rPr>
-          <w:rFonts w:ascii="Arial" w:eastAsia="Arial" w:hAnsi="Arial" w:cs="Arial"/>
-          <w:kern w:val="0"/>
-          <w:sz w:val="32"/>
-          <w:szCs w:val="32"/>
-          <w:lang w:val="en"/>
-          <w14:ligatures w14:val="none"/>
+          <w:rFonts w:eastAsia="Arial"/>
+          <w:lang w:val="en"/>
         </w:rPr>
         <w:t xml:space="preserve"> Example Placement</w:t>
       </w:r>
@@ -1022,6 +1003,7 @@
         </w:rPr>
         <w:t xml:space="preserve">: </w:t>
       </w:r>
+      <w:proofErr w:type="spellStart"/>
       <w:r>
         <w:rPr>
           <w:rFonts w:ascii="Arial" w:eastAsia="Arial" w:hAnsi="Arial" w:cs="Arial"/>
@@ -1033,7 +1015,21 @@
           <w:lang w:val="en"/>
           <w14:ligatures w14:val="none"/>
         </w:rPr>
-        <w:t>Chatgpt (GPT</w:t>
+        <w:t>Chatgpt</w:t>
+      </w:r>
+      <w:proofErr w:type="spellEnd"/>
+      <w:r>
+        <w:rPr>
+          <w:rFonts w:ascii="Arial" w:eastAsia="Arial" w:hAnsi="Arial" w:cs="Arial"/>
+          <w:b/>
+          <w:kern w:val="0"/>
+          <w:sz w:val="22"/>
+          <w:szCs w:val="22"/>
+          <w:highlight w:val="darkGray"/>
+          <w:lang w:val="en"/>
+          <w14:ligatures w14:val="none"/>
+        </w:rPr>
+        <w:t xml:space="preserve"> (GPT</w:t>
       </w:r>
       <w:r>
         <w:rPr>
@@ -1320,15 +1316,10 @@
     </w:p>
     <w:p>
       <w:pPr>
-        <w:spacing w:before="280" w:after="120" w:line="276" w:lineRule="auto"/>
-        <w:outlineLvl w:val="1"/>
-        <w:rPr>
-          <w:rFonts w:ascii="Arial" w:eastAsia="Arial" w:hAnsi="Arial" w:cs="Arial"/>
-          <w:kern w:val="0"/>
-          <w:sz w:val="32"/>
-          <w:szCs w:val="32"/>
-          <w:lang w:val="en"/>
-          <w14:ligatures w14:val="none"/>
+        <w:pStyle w:val="Heading2"/>
+        <w:rPr>
+          <w:rFonts w:eastAsia="Arial"/>
+          <w:lang w:val="en"/>
         </w:rPr>
       </w:pPr>
       <w:bookmarkStart w:id="4" w:name="_y9utxt8b3cee" w:colFirst="0" w:colLast="0"/>
@@ -1336,22 +1327,14 @@
       <w:r>
         <w:rPr>
           <w:rFonts w:ascii="Segoe UI Emoji" w:eastAsia="Arial" w:hAnsi="Segoe UI Emoji" w:cs="Segoe UI Emoji"/>
-          <w:kern w:val="0"/>
-          <w:sz w:val="32"/>
-          <w:szCs w:val="32"/>
-          <w:lang w:val="en"/>
-          <w14:ligatures w14:val="none"/>
+          <w:lang w:val="en"/>
         </w:rPr>
         <w:t>🔐</w:t>
       </w:r>
       <w:r>
         <w:rPr>
-          <w:rFonts w:ascii="Arial" w:eastAsia="Arial" w:hAnsi="Arial" w:cs="Arial"/>
-          <w:kern w:val="0"/>
-          <w:sz w:val="32"/>
-          <w:szCs w:val="32"/>
-          <w:lang w:val="en"/>
-          <w14:ligatures w14:val="none"/>
+          <w:rFonts w:eastAsia="Arial"/>
+          <w:lang w:val="en"/>
         </w:rPr>
         <w:t xml:space="preserve"> Key Functions</w:t>
       </w:r>
@@ -1396,6 +1379,7 @@
         </w:rPr>
         <w:t xml:space="preserve">: </w:t>
       </w:r>
+      <w:proofErr w:type="spellStart"/>
       <w:r>
         <w:rPr>
           <w:rFonts w:ascii="Arial" w:eastAsia="Arial" w:hAnsi="Arial" w:cs="Arial"/>
@@ -1407,7 +1391,21 @@
           <w:lang w:val="en"/>
           <w14:ligatures w14:val="none"/>
         </w:rPr>
-        <w:t>Chatgpt (GPT</w:t>
+        <w:t>Chatgpt</w:t>
+      </w:r>
+      <w:proofErr w:type="spellEnd"/>
+      <w:r>
+        <w:rPr>
+          <w:rFonts w:ascii="Arial" w:eastAsia="Arial" w:hAnsi="Arial" w:cs="Arial"/>
+          <w:b/>
+          <w:kern w:val="0"/>
+          <w:sz w:val="22"/>
+          <w:szCs w:val="22"/>
+          <w:highlight w:val="darkGray"/>
+          <w:lang w:val="en"/>
+          <w14:ligatures w14:val="none"/>
+        </w:rPr>
+        <w:t xml:space="preserve"> (GPT</w:t>
       </w:r>
       <w:r>
         <w:rPr>
@@ -1746,6 +1744,7 @@
                 <w:lang w:val="en"/>
                 <w14:ligatures w14:val="none"/>
               </w:rPr>
+              <w:lastRenderedPageBreak/>
               <w:t>Virus &amp; Malware Scanning</w:t>
             </w:r>
           </w:p>
@@ -2341,15 +2340,10 @@
     </w:p>
     <w:p>
       <w:pPr>
-        <w:spacing w:before="280" w:after="120" w:line="276" w:lineRule="auto"/>
-        <w:outlineLvl w:val="1"/>
-        <w:rPr>
-          <w:rFonts w:ascii="Arial" w:eastAsia="Arial" w:hAnsi="Arial" w:cs="Arial"/>
-          <w:kern w:val="0"/>
-          <w:sz w:val="32"/>
-          <w:szCs w:val="32"/>
-          <w:lang w:val="en"/>
-          <w14:ligatures w14:val="none"/>
+        <w:pStyle w:val="Heading2"/>
+        <w:rPr>
+          <w:rFonts w:eastAsia="Arial"/>
+          <w:lang w:val="en"/>
         </w:rPr>
       </w:pPr>
       <w:bookmarkStart w:id="5" w:name="_cy2q57j4vowf" w:colFirst="0" w:colLast="0"/>
@@ -2357,22 +2351,14 @@
       <w:r>
         <w:rPr>
           <w:rFonts w:ascii="Segoe UI Emoji" w:eastAsia="Arial" w:hAnsi="Segoe UI Emoji" w:cs="Segoe UI Emoji"/>
-          <w:kern w:val="0"/>
-          <w:sz w:val="32"/>
-          <w:szCs w:val="32"/>
-          <w:lang w:val="en"/>
-          <w14:ligatures w14:val="none"/>
+          <w:lang w:val="en"/>
         </w:rPr>
         <w:t>☁️</w:t>
       </w:r>
       <w:r>
         <w:rPr>
-          <w:rFonts w:ascii="Arial" w:eastAsia="Arial" w:hAnsi="Arial" w:cs="Arial"/>
-          <w:kern w:val="0"/>
-          <w:sz w:val="32"/>
-          <w:szCs w:val="32"/>
-          <w:lang w:val="en"/>
-          <w14:ligatures w14:val="none"/>
+          <w:rFonts w:eastAsia="Arial"/>
+          <w:lang w:val="en"/>
         </w:rPr>
         <w:t xml:space="preserve"> On-Prem vs Cloud Email Gateways</w:t>
       </w:r>
@@ -2417,6 +2403,7 @@
         </w:rPr>
         <w:t xml:space="preserve">: </w:t>
       </w:r>
+      <w:proofErr w:type="spellStart"/>
       <w:r>
         <w:rPr>
           <w:rFonts w:ascii="Arial" w:eastAsia="Arial" w:hAnsi="Arial" w:cs="Arial"/>
@@ -2428,7 +2415,21 @@
           <w:lang w:val="en"/>
           <w14:ligatures w14:val="none"/>
         </w:rPr>
-        <w:t>Chatgpt (GPT</w:t>
+        <w:t>Chatgpt</w:t>
+      </w:r>
+      <w:proofErr w:type="spellEnd"/>
+      <w:r>
+        <w:rPr>
+          <w:rFonts w:ascii="Arial" w:eastAsia="Arial" w:hAnsi="Arial" w:cs="Arial"/>
+          <w:b/>
+          <w:kern w:val="0"/>
+          <w:sz w:val="22"/>
+          <w:szCs w:val="22"/>
+          <w:highlight w:val="darkGray"/>
+          <w:lang w:val="en"/>
+          <w14:ligatures w14:val="none"/>
+        </w:rPr>
+        <w:t xml:space="preserve"> (GPT</w:t>
       </w:r>
       <w:r>
         <w:rPr>
@@ -2851,6 +2852,7 @@
                 <w:lang w:val="en"/>
                 <w14:ligatures w14:val="none"/>
               </w:rPr>
+              <w:lastRenderedPageBreak/>
               <w:t>On-premises</w:t>
             </w:r>
           </w:p>
@@ -2891,7 +2893,29 @@
                 <w:lang w:val="en"/>
                 <w14:ligatures w14:val="none"/>
               </w:rPr>
-              <w:t>Cisco IronPort, FortiMail, Symantec Email Security Appliance</w:t>
+              <w:t xml:space="preserve">Cisco IronPort, </w:t>
+            </w:r>
+            <w:proofErr w:type="spellStart"/>
+            <w:r>
+              <w:rPr>
+                <w:rFonts w:ascii="Roboto Mono" w:eastAsia="Roboto Mono" w:hAnsi="Roboto Mono" w:cs="Arial"/>
+                <w:kern w:val="0"/>
+                <w:szCs w:val="22"/>
+                <w:lang w:val="en"/>
+                <w14:ligatures w14:val="none"/>
+              </w:rPr>
+              <w:t>FortiMail</w:t>
+            </w:r>
+            <w:proofErr w:type="spellEnd"/>
+            <w:r>
+              <w:rPr>
+                <w:rFonts w:ascii="Roboto Mono" w:eastAsia="Roboto Mono" w:hAnsi="Roboto Mono" w:cs="Arial"/>
+                <w:kern w:val="0"/>
+                <w:szCs w:val="22"/>
+                <w:lang w:val="en"/>
+                <w14:ligatures w14:val="none"/>
+              </w:rPr>
+              <w:t>, Symantec Email Security Appliance</w:t>
             </w:r>
           </w:p>
         </w:tc>
@@ -2964,15 +2988,10 @@
     </w:p>
     <w:p>
       <w:pPr>
-        <w:spacing w:before="280" w:after="120" w:line="276" w:lineRule="auto"/>
-        <w:outlineLvl w:val="1"/>
-        <w:rPr>
-          <w:rFonts w:ascii="Arial" w:eastAsia="Arial" w:hAnsi="Arial" w:cs="Arial"/>
-          <w:kern w:val="0"/>
-          <w:sz w:val="32"/>
-          <w:szCs w:val="32"/>
-          <w:lang w:val="en"/>
-          <w14:ligatures w14:val="none"/>
+        <w:pStyle w:val="Heading2"/>
+        <w:rPr>
+          <w:rFonts w:ascii="Arial" w:eastAsia="Arial" w:hAnsi="Arial" w:cs="Arial"/>
+          <w:lang w:val="en"/>
         </w:rPr>
       </w:pPr>
       <w:bookmarkStart w:id="6" w:name="_s2g2twvz9s56" w:colFirst="0" w:colLast="0"/>
@@ -2980,22 +2999,14 @@
       <w:r>
         <w:rPr>
           <w:rFonts w:ascii="Segoe UI Emoji" w:eastAsia="Arial Unicode MS" w:hAnsi="Segoe UI Emoji" w:cs="Segoe UI Emoji"/>
-          <w:kern w:val="0"/>
-          <w:sz w:val="32"/>
-          <w:szCs w:val="32"/>
-          <w:lang w:val="en"/>
-          <w14:ligatures w14:val="none"/>
+          <w:lang w:val="en"/>
         </w:rPr>
         <w:t>✅</w:t>
       </w:r>
       <w:r>
         <w:rPr>
-          <w:rFonts w:ascii="Arial Unicode MS" w:eastAsia="Arial Unicode MS" w:hAnsi="Arial Unicode MS" w:cs="Arial Unicode MS"/>
-          <w:kern w:val="0"/>
-          <w:sz w:val="32"/>
-          <w:szCs w:val="32"/>
-          <w:lang w:val="en"/>
-          <w14:ligatures w14:val="none"/>
+          <w:rFonts w:eastAsia="Arial Unicode MS"/>
+          <w:lang w:val="en"/>
         </w:rPr>
         <w:t xml:space="preserve"> Advantages</w:t>
       </w:r>
@@ -3037,6 +3048,7 @@
         </w:rPr>
         <w:t xml:space="preserve">: </w:t>
       </w:r>
+      <w:proofErr w:type="spellStart"/>
       <w:r>
         <w:rPr>
           <w:rFonts w:ascii="Arial" w:eastAsia="Arial" w:hAnsi="Arial" w:cs="Arial"/>
@@ -3048,7 +3060,21 @@
           <w:lang w:val="en"/>
           <w14:ligatures w14:val="none"/>
         </w:rPr>
-        <w:t>Chatgpt (GPT</w:t>
+        <w:t>Chatgpt</w:t>
+      </w:r>
+      <w:proofErr w:type="spellEnd"/>
+      <w:r>
+        <w:rPr>
+          <w:rFonts w:ascii="Arial" w:eastAsia="Arial" w:hAnsi="Arial" w:cs="Arial"/>
+          <w:b/>
+          <w:kern w:val="0"/>
+          <w:sz w:val="22"/>
+          <w:szCs w:val="22"/>
+          <w:highlight w:val="darkGray"/>
+          <w:lang w:val="en"/>
+          <w14:ligatures w14:val="none"/>
+        </w:rPr>
+        <w:t xml:space="preserve"> (GPT</w:t>
       </w:r>
       <w:r>
         <w:rPr>
@@ -3427,15 +3453,10 @@
     </w:p>
     <w:p>
       <w:pPr>
-        <w:spacing w:before="280" w:after="120" w:line="276" w:lineRule="auto"/>
-        <w:outlineLvl w:val="1"/>
-        <w:rPr>
-          <w:rFonts w:ascii="Arial" w:eastAsia="Arial" w:hAnsi="Arial" w:cs="Arial"/>
-          <w:kern w:val="0"/>
-          <w:sz w:val="32"/>
-          <w:szCs w:val="32"/>
-          <w:lang w:val="en"/>
-          <w14:ligatures w14:val="none"/>
+        <w:pStyle w:val="Heading2"/>
+        <w:rPr>
+          <w:rFonts w:ascii="Arial" w:eastAsia="Arial" w:hAnsi="Arial" w:cs="Arial"/>
+          <w:lang w:val="en"/>
         </w:rPr>
       </w:pPr>
       <w:bookmarkStart w:id="7" w:name="_cxg1qoxcbdu9" w:colFirst="0" w:colLast="0"/>
@@ -3443,22 +3464,14 @@
       <w:r>
         <w:rPr>
           <w:rFonts w:ascii="Segoe UI Emoji" w:eastAsia="Arial Unicode MS" w:hAnsi="Segoe UI Emoji" w:cs="Segoe UI Emoji"/>
-          <w:kern w:val="0"/>
-          <w:sz w:val="32"/>
-          <w:szCs w:val="32"/>
-          <w:lang w:val="en"/>
-          <w14:ligatures w14:val="none"/>
+          <w:lang w:val="en"/>
         </w:rPr>
         <w:t>❌</w:t>
       </w:r>
       <w:r>
         <w:rPr>
-          <w:rFonts w:ascii="Arial Unicode MS" w:eastAsia="Arial Unicode MS" w:hAnsi="Arial Unicode MS" w:cs="Arial Unicode MS"/>
-          <w:kern w:val="0"/>
-          <w:sz w:val="32"/>
-          <w:szCs w:val="32"/>
-          <w:lang w:val="en"/>
-          <w14:ligatures w14:val="none"/>
+          <w:rFonts w:eastAsia="Arial Unicode MS"/>
+          <w:lang w:val="en"/>
         </w:rPr>
         <w:t xml:space="preserve"> Disadvantages</w:t>
       </w:r>
@@ -3500,6 +3513,7 @@
         </w:rPr>
         <w:t xml:space="preserve">: </w:t>
       </w:r>
+      <w:proofErr w:type="spellStart"/>
       <w:r>
         <w:rPr>
           <w:rFonts w:ascii="Arial" w:eastAsia="Arial" w:hAnsi="Arial" w:cs="Arial"/>
@@ -3511,7 +3525,21 @@
           <w:lang w:val="en"/>
           <w14:ligatures w14:val="none"/>
         </w:rPr>
-        <w:t>Chatgpt (GPT</w:t>
+        <w:t>Chatgpt</w:t>
+      </w:r>
+      <w:proofErr w:type="spellEnd"/>
+      <w:r>
+        <w:rPr>
+          <w:rFonts w:ascii="Arial" w:eastAsia="Arial" w:hAnsi="Arial" w:cs="Arial"/>
+          <w:b/>
+          <w:kern w:val="0"/>
+          <w:sz w:val="22"/>
+          <w:szCs w:val="22"/>
+          <w:highlight w:val="darkGray"/>
+          <w:lang w:val="en"/>
+          <w14:ligatures w14:val="none"/>
+        </w:rPr>
+        <w:t xml:space="preserve"> (GPT</w:t>
       </w:r>
       <w:r>
         <w:rPr>
@@ -3755,15 +3783,10 @@
     </w:p>
     <w:p>
       <w:pPr>
-        <w:spacing w:before="280" w:after="120" w:line="276" w:lineRule="auto"/>
-        <w:outlineLvl w:val="1"/>
-        <w:rPr>
-          <w:rFonts w:ascii="Arial" w:eastAsia="Arial" w:hAnsi="Arial" w:cs="Arial"/>
-          <w:kern w:val="0"/>
-          <w:sz w:val="32"/>
-          <w:szCs w:val="32"/>
-          <w:lang w:val="en"/>
-          <w14:ligatures w14:val="none"/>
+        <w:pStyle w:val="Heading2"/>
+        <w:rPr>
+          <w:rFonts w:eastAsia="Arial"/>
+          <w:lang w:val="en"/>
         </w:rPr>
       </w:pPr>
       <w:bookmarkStart w:id="8" w:name="_qbluw7hjacck" w:colFirst="0" w:colLast="0"/>
@@ -3771,22 +3794,14 @@
       <w:r>
         <w:rPr>
           <w:rFonts w:ascii="Segoe UI Emoji" w:eastAsia="Arial" w:hAnsi="Segoe UI Emoji" w:cs="Segoe UI Emoji"/>
-          <w:kern w:val="0"/>
-          <w:sz w:val="32"/>
-          <w:szCs w:val="32"/>
-          <w:lang w:val="en"/>
-          <w14:ligatures w14:val="none"/>
+          <w:lang w:val="en"/>
         </w:rPr>
         <w:t>📌</w:t>
       </w:r>
       <w:r>
         <w:rPr>
-          <w:rFonts w:ascii="Arial" w:eastAsia="Arial" w:hAnsi="Arial" w:cs="Arial"/>
-          <w:kern w:val="0"/>
-          <w:sz w:val="32"/>
-          <w:szCs w:val="32"/>
-          <w:lang w:val="en"/>
-          <w14:ligatures w14:val="none"/>
+          <w:rFonts w:eastAsia="Arial"/>
+          <w:lang w:val="en"/>
         </w:rPr>
         <w:t xml:space="preserve"> Summary</w:t>
       </w:r>
@@ -3831,6 +3846,7 @@
         </w:rPr>
         <w:t xml:space="preserve">: </w:t>
       </w:r>
+      <w:proofErr w:type="spellStart"/>
       <w:r>
         <w:rPr>
           <w:rFonts w:ascii="Arial" w:eastAsia="Arial" w:hAnsi="Arial" w:cs="Arial"/>
@@ -3842,7 +3858,21 @@
           <w:lang w:val="en"/>
           <w14:ligatures w14:val="none"/>
         </w:rPr>
-        <w:t>Chatgpt (GPT</w:t>
+        <w:t>Chatgpt</w:t>
+      </w:r>
+      <w:proofErr w:type="spellEnd"/>
+      <w:r>
+        <w:rPr>
+          <w:rFonts w:ascii="Arial" w:eastAsia="Arial" w:hAnsi="Arial" w:cs="Arial"/>
+          <w:b/>
+          <w:kern w:val="0"/>
+          <w:sz w:val="22"/>
+          <w:szCs w:val="22"/>
+          <w:highlight w:val="darkGray"/>
+          <w:lang w:val="en"/>
+          <w14:ligatures w14:val="none"/>
+        </w:rPr>
+        <w:t xml:space="preserve"> (GPT</w:t>
       </w:r>
       <w:r>
         <w:rPr>
@@ -3893,6 +3923,7 @@
           <w:lang w:val="en"/>
           <w14:ligatures w14:val="none"/>
         </w:rPr>
+        <w:lastRenderedPageBreak/>
         <w:drawing>
           <wp:inline distT="114300" distB="114300" distL="114300" distR="114300" wp14:anchorId="1ECDF108" wp14:editId="5DA481D7">
             <wp:extent cx="5943600" cy="2133600"/>
@@ -5202,7 +5233,6 @@
     <w:next w:val="Normal"/>
     <w:link w:val="Heading2Char"/>
     <w:uiPriority w:val="9"/>
-    <w:semiHidden/>
     <w:unhideWhenUsed/>
     <w:qFormat/>
     <w:rsid w:val="004A639A"/>
@@ -5419,7 +5449,6 @@
     <w:basedOn w:val="DefaultParagraphFont"/>
     <w:link w:val="Heading2"/>
     <w:uiPriority w:val="9"/>
-    <w:semiHidden/>
     <w:rsid w:val="004A639A"/>
     <w:rPr>
       <w:rFonts w:asciiTheme="majorHAnsi" w:eastAsiaTheme="majorEastAsia" w:hAnsiTheme="majorHAnsi" w:cstheme="majorBidi"/>
